--- a/weeklyNew/23_업무일지.docx
+++ b/weeklyNew/23_업무일지.docx
@@ -144,6 +144,9 @@
               <w:pStyle w:val="a3"/>
               <w:ind w:leftChars="0" w:left="0"/>
               <w:jc w:val="center"/>
+              <w:rPr>
+                <w:rFonts w:hint="eastAsia"/>
+              </w:rPr>
             </w:pPr>
             <w:r>
               <w:rPr>
@@ -152,7 +155,7 @@
               <w:t>1</w:t>
             </w:r>
             <w:r>
-              <w:t>-5</w:t>
+              <w:t>-10</w:t>
             </w:r>
           </w:p>
         </w:tc>
@@ -165,21 +168,15 @@
               <w:pStyle w:val="a3"/>
               <w:ind w:leftChars="0" w:left="0"/>
               <w:jc w:val="left"/>
-            </w:pPr>
-            <w:r>
-              <w:rPr>
-                <w:rFonts w:hint="eastAsia"/>
-              </w:rPr>
-              <w:t xml:space="preserve">그립 </w:t>
-            </w:r>
-            <w:r>
-              <w:t xml:space="preserve">RMS </w:t>
-            </w:r>
-            <w:r>
-              <w:rPr>
-                <w:rFonts w:hint="eastAsia"/>
-              </w:rPr>
-              <w:t>연계 개발 협의</w:t>
+              <w:rPr>
+                <w:rFonts w:hint="eastAsia"/>
+              </w:rPr>
+            </w:pPr>
+            <w:r>
+              <w:rPr>
+                <w:rFonts w:hint="eastAsia"/>
+              </w:rPr>
+              <w:t>국책과제 등 업무 공유</w:t>
             </w:r>
           </w:p>
         </w:tc>
@@ -196,31 +193,179 @@
               </w:numPr>
               <w:ind w:leftChars="17" w:left="316" w:hangingChars="141" w:hanging="282"/>
             </w:pPr>
-            <w:r>
-              <w:t xml:space="preserve">Modbus </w:t>
-            </w:r>
-            <w:r>
-              <w:rPr>
-                <w:rFonts w:hint="eastAsia"/>
-              </w:rPr>
-              <w:t>I</w:t>
-            </w:r>
-            <w:r>
-              <w:t xml:space="preserve">/F </w:t>
-            </w:r>
-            <w:proofErr w:type="spellStart"/>
-            <w:r>
-              <w:rPr>
-                <w:rFonts w:hint="eastAsia"/>
-              </w:rPr>
-              <w:t>p</w:t>
-            </w:r>
-            <w:r>
-              <w:t>rotocal</w:t>
-            </w:r>
-            <w:proofErr w:type="spellEnd"/>
-            <w:r>
-              <w:t xml:space="preserve"> spec </w:t>
+            <w:proofErr w:type="spellStart"/>
+            <w:r>
+              <w:rPr>
+                <w:rFonts w:hint="eastAsia"/>
+              </w:rPr>
+              <w:t>디지털트윈기반안전관제플랫</w:t>
+            </w:r>
+            <w:r>
+              <w:rPr>
+                <w:rFonts w:hint="eastAsia"/>
+              </w:rPr>
+              <w:t>폼</w:t>
+            </w:r>
+            <w:proofErr w:type="spellEnd"/>
+            <w:r>
+              <w:rPr>
+                <w:rFonts w:hint="eastAsia"/>
+              </w:rPr>
+              <w:t>,</w:t>
+            </w:r>
+            <w:r>
+              <w:t xml:space="preserve"> </w:t>
+            </w:r>
+            <w:proofErr w:type="spellStart"/>
+            <w:r>
+              <w:rPr>
+                <w:rFonts w:hint="eastAsia"/>
+              </w:rPr>
+              <w:t>브릿지디바이스와</w:t>
+            </w:r>
+            <w:proofErr w:type="spellEnd"/>
+            <w:r>
+              <w:rPr>
+                <w:rFonts w:hint="eastAsia"/>
+              </w:rPr>
+              <w:t xml:space="preserve"> </w:t>
+            </w:r>
+            <w:r>
+              <w:t>LTE</w:t>
+            </w:r>
+            <w:r>
+              <w:rPr>
+                <w:rFonts w:hint="eastAsia"/>
+              </w:rPr>
+              <w:t xml:space="preserve">칩 내장형 </w:t>
+            </w:r>
+            <w:r>
+              <w:t xml:space="preserve">G/W </w:t>
+            </w:r>
+            <w:r>
+              <w:rPr>
+                <w:rFonts w:hint="eastAsia"/>
+              </w:rPr>
+              <w:t>활용 방안 등</w:t>
+            </w:r>
+          </w:p>
+        </w:tc>
+        <w:tc>
+          <w:tcPr>
+            <w:tcW w:w="3685" w:type="dxa"/>
+          </w:tcPr>
+          <w:p>
+            <w:pPr>
+              <w:pStyle w:val="a3"/>
+              <w:ind w:leftChars="0" w:left="0"/>
+              <w:rPr>
+                <w:rFonts w:hint="eastAsia"/>
+              </w:rPr>
+            </w:pPr>
+            <w:proofErr w:type="spellStart"/>
+            <w:r>
+              <w:rPr>
+                <w:rFonts w:hint="eastAsia"/>
+              </w:rPr>
+              <w:t>이상호이사</w:t>
+            </w:r>
+            <w:proofErr w:type="spellEnd"/>
+            <w:r>
+              <w:rPr>
+                <w:rFonts w:hint="eastAsia"/>
+              </w:rPr>
+              <w:t>,</w:t>
+            </w:r>
+            <w:r>
+              <w:t xml:space="preserve"> </w:t>
+            </w:r>
+            <w:r>
+              <w:rPr>
+                <w:rFonts w:hint="eastAsia"/>
+              </w:rPr>
+              <w:t>정연기센터장,</w:t>
+            </w:r>
+            <w:r>
+              <w:t xml:space="preserve"> </w:t>
+            </w:r>
+            <w:proofErr w:type="spellStart"/>
+            <w:r>
+              <w:rPr>
+                <w:rFonts w:hint="eastAsia"/>
+              </w:rPr>
+              <w:t>백만국</w:t>
+            </w:r>
+            <w:proofErr w:type="spellEnd"/>
+            <w:r>
+              <w:rPr>
+                <w:rFonts w:hint="eastAsia"/>
+              </w:rPr>
+              <w:t>P</w:t>
+            </w:r>
+          </w:p>
+        </w:tc>
+      </w:tr>
+      <w:tr>
+        <w:trPr>
+          <w:trHeight w:val="353"/>
+        </w:trPr>
+        <w:tc>
+          <w:tcPr>
+            <w:tcW w:w="1843" w:type="dxa"/>
+          </w:tcPr>
+          <w:p>
+            <w:pPr>
+              <w:pStyle w:val="a3"/>
+              <w:ind w:leftChars="0" w:left="0"/>
+              <w:jc w:val="center"/>
+              <w:rPr>
+                <w:rFonts w:hint="eastAsia"/>
+              </w:rPr>
+            </w:pPr>
+            <w:r>
+              <w:rPr>
+                <w:rFonts w:hint="eastAsia"/>
+              </w:rPr>
+              <w:t>1</w:t>
+            </w:r>
+            <w:r>
+              <w:t>-10</w:t>
+            </w:r>
+          </w:p>
+        </w:tc>
+        <w:tc>
+          <w:tcPr>
+            <w:tcW w:w="2410" w:type="dxa"/>
+          </w:tcPr>
+          <w:p>
+            <w:pPr>
+              <w:pStyle w:val="a3"/>
+              <w:ind w:leftChars="0" w:left="0"/>
+              <w:jc w:val="left"/>
+              <w:rPr>
+                <w:rFonts w:hint="eastAsia"/>
+              </w:rPr>
+            </w:pPr>
+            <w:r>
+              <w:rPr>
+                <w:rFonts w:hint="eastAsia"/>
+              </w:rPr>
+              <w:t>방염덮개</w:t>
+            </w:r>
+            <w:r>
+              <w:t xml:space="preserve"> </w:t>
+            </w:r>
+            <w:r>
+              <w:rPr>
+                <w:rFonts w:hint="eastAsia"/>
+              </w:rPr>
+              <w:t>사업</w:t>
+            </w:r>
+            <w:r>
+              <w:rPr>
+                <w:rFonts w:hint="eastAsia"/>
+              </w:rPr>
+              <w:t xml:space="preserve"> </w:t>
             </w:r>
             <w:r>
               <w:rPr>
@@ -229,6 +374,11 @@
               <w:t>협의</w:t>
             </w:r>
           </w:p>
+        </w:tc>
+        <w:tc>
+          <w:tcPr>
+            <w:tcW w:w="5812" w:type="dxa"/>
+          </w:tcPr>
           <w:p>
             <w:pPr>
               <w:pStyle w:val="a3"/>
@@ -242,7 +392,77 @@
               <w:rPr>
                 <w:rFonts w:hint="eastAsia"/>
               </w:rPr>
-              <w:t>사업총괄 본부대상 서비스 소개 및 예상물량 조사 예정</w:t>
+              <w:t xml:space="preserve">전기차 </w:t>
+            </w:r>
+            <w:proofErr w:type="spellStart"/>
+            <w:r>
+              <w:rPr>
+                <w:rFonts w:hint="eastAsia"/>
+              </w:rPr>
+              <w:t>개발컨셉</w:t>
+            </w:r>
+            <w:proofErr w:type="spellEnd"/>
+            <w:r>
+              <w:rPr>
+                <w:rFonts w:hint="eastAsia"/>
+              </w:rPr>
+              <w:t xml:space="preserve"> 협의:</w:t>
+            </w:r>
+            <w:r>
+              <w:t xml:space="preserve"> </w:t>
+            </w:r>
+            <w:r>
+              <w:rPr>
+                <w:rFonts w:hint="eastAsia"/>
+              </w:rPr>
+              <w:t>소방법위배(</w:t>
+            </w:r>
+            <w:proofErr w:type="spellStart"/>
+            <w:r>
+              <w:rPr>
+                <w:rFonts w:hint="eastAsia"/>
+              </w:rPr>
+              <w:t>스프링쿨러</w:t>
+            </w:r>
+            <w:proofErr w:type="spellEnd"/>
+            <w:r>
+              <w:rPr>
+                <w:rFonts w:hint="eastAsia"/>
+              </w:rPr>
+              <w:t xml:space="preserve"> 살수반경) </w:t>
+            </w:r>
+            <w:proofErr w:type="spellStart"/>
+            <w:r>
+              <w:rPr>
+                <w:rFonts w:hint="eastAsia"/>
+              </w:rPr>
+              <w:t>헷지방안</w:t>
+            </w:r>
+            <w:proofErr w:type="spellEnd"/>
+            <w:r>
+              <w:rPr>
+                <w:rFonts w:hint="eastAsia"/>
+              </w:rPr>
+              <w:t xml:space="preserve"> 논의</w:t>
+            </w:r>
+          </w:p>
+          <w:p>
+            <w:pPr>
+              <w:pStyle w:val="a3"/>
+              <w:numPr>
+                <w:ilvl w:val="0"/>
+                <w:numId w:val="3"/>
+              </w:numPr>
+              <w:ind w:leftChars="17" w:left="316" w:hangingChars="141" w:hanging="282"/>
+            </w:pPr>
+            <w:r>
+              <w:t xml:space="preserve">ESS </w:t>
+            </w:r>
+            <w:r>
+              <w:rPr>
+                <w:rFonts w:hint="eastAsia"/>
+              </w:rPr>
+              <w:t>개발 이슈 및 일정 협의</w:t>
             </w:r>
           </w:p>
         </w:tc>
@@ -254,13 +474,22 @@
             <w:pPr>
               <w:pStyle w:val="a3"/>
               <w:ind w:leftChars="0" w:left="0"/>
-            </w:pPr>
-            <w:proofErr w:type="spellStart"/>
-            <w:r>
-              <w:rPr>
-                <w:rFonts w:hint="eastAsia"/>
-              </w:rPr>
-              <w:t>최관표전무</w:t>
+              <w:rPr>
+                <w:rFonts w:hint="eastAsia"/>
+              </w:rPr>
+            </w:pPr>
+            <w:proofErr w:type="spellStart"/>
+            <w:r>
+              <w:rPr>
+                <w:rFonts w:hint="eastAsia"/>
+              </w:rPr>
+              <w:t>홍창</w:t>
+            </w:r>
+            <w:r>
+              <w:rPr>
+                <w:rFonts w:hint="eastAsia"/>
+              </w:rPr>
+              <w:t>호이사</w:t>
             </w:r>
             <w:proofErr w:type="spellEnd"/>
             <w:r>
@@ -276,7 +505,36 @@
               <w:rPr>
                 <w:rFonts w:hint="eastAsia"/>
               </w:rPr>
-              <w:t>김영준P</w:t>
+              <w:t>김기창/</w:t>
+            </w:r>
+            <w:r>
+              <w:rPr>
+                <w:rFonts w:hint="eastAsia"/>
+              </w:rPr>
+              <w:t>정연기센터장,</w:t>
+            </w:r>
+            <w:r>
+              <w:t xml:space="preserve"> </w:t>
+            </w:r>
+            <w:proofErr w:type="spellStart"/>
+            <w:r>
+              <w:rPr>
+                <w:rFonts w:hint="eastAsia"/>
+              </w:rPr>
+              <w:t>백만국</w:t>
+            </w:r>
+            <w:proofErr w:type="spellEnd"/>
+            <w:r>
+              <w:rPr>
+                <w:rFonts w:hint="eastAsia"/>
+              </w:rPr>
+              <w:t>/박진석</w:t>
+            </w:r>
+            <w:r>
+              <w:rPr>
+                <w:rFonts w:hint="eastAsia"/>
+              </w:rPr>
+              <w:t>P</w:t>
             </w:r>
           </w:p>
         </w:tc>
@@ -295,6 +553,15 @@
               <w:ind w:leftChars="0" w:left="0"/>
               <w:jc w:val="center"/>
             </w:pPr>
+            <w:r>
+              <w:rPr>
+                <w:rFonts w:hint="eastAsia"/>
+              </w:rPr>
+              <w:t>1</w:t>
+            </w:r>
+            <w:r>
+              <w:t>-5</w:t>
+            </w:r>
           </w:p>
         </w:tc>
         <w:tc>
@@ -307,8 +574,27 @@
               <w:ind w:leftChars="0" w:left="0"/>
               <w:jc w:val="left"/>
             </w:pPr>
-            <w:bookmarkStart w:id="0" w:name="_GoBack"/>
-            <w:bookmarkEnd w:id="0"/>
+            <w:r>
+              <w:rPr>
+                <w:rFonts w:hint="eastAsia"/>
+              </w:rPr>
+              <w:t>주방화재솔루션</w:t>
+            </w:r>
+            <w:r>
+              <w:rPr>
+                <w:rFonts w:hint="eastAsia"/>
+              </w:rPr>
+              <w:t xml:space="preserve"> </w:t>
+            </w:r>
+            <w:r>
+              <w:t xml:space="preserve">RMS </w:t>
+            </w:r>
+            <w:r>
+              <w:rPr>
+                <w:rFonts w:hint="eastAsia"/>
+              </w:rPr>
+              <w:t>연계 개발 협의</w:t>
+            </w:r>
           </w:p>
         </w:tc>
         <w:tc>
@@ -324,6 +610,54 @@
               </w:numPr>
               <w:ind w:leftChars="17" w:left="316" w:hangingChars="141" w:hanging="282"/>
             </w:pPr>
+            <w:r>
+              <w:t xml:space="preserve">Modbus </w:t>
+            </w:r>
+            <w:r>
+              <w:rPr>
+                <w:rFonts w:hint="eastAsia"/>
+              </w:rPr>
+              <w:t>I</w:t>
+            </w:r>
+            <w:r>
+              <w:t xml:space="preserve">/F </w:t>
+            </w:r>
+            <w:proofErr w:type="spellStart"/>
+            <w:r>
+              <w:rPr>
+                <w:rFonts w:hint="eastAsia"/>
+              </w:rPr>
+              <w:t>p</w:t>
+            </w:r>
+            <w:r>
+              <w:t>rotocal</w:t>
+            </w:r>
+            <w:proofErr w:type="spellEnd"/>
+            <w:r>
+              <w:t xml:space="preserve"> spec </w:t>
+            </w:r>
+            <w:r>
+              <w:rPr>
+                <w:rFonts w:hint="eastAsia"/>
+              </w:rPr>
+              <w:t>협의</w:t>
+            </w:r>
+          </w:p>
+          <w:p>
+            <w:pPr>
+              <w:pStyle w:val="a3"/>
+              <w:numPr>
+                <w:ilvl w:val="0"/>
+                <w:numId w:val="3"/>
+              </w:numPr>
+              <w:ind w:leftChars="17" w:left="316" w:hangingChars="141" w:hanging="282"/>
+            </w:pPr>
+            <w:r>
+              <w:rPr>
+                <w:rFonts w:hint="eastAsia"/>
+              </w:rPr>
+              <w:t>사업총괄 본부대상 서비스 소개 및 예상물량 조사 예정</w:t>
+            </w:r>
           </w:p>
         </w:tc>
         <w:tc>
@@ -335,6 +669,29 @@
               <w:pStyle w:val="a3"/>
               <w:ind w:leftChars="0" w:left="0"/>
             </w:pPr>
+            <w:proofErr w:type="spellStart"/>
+            <w:r>
+              <w:rPr>
+                <w:rFonts w:hint="eastAsia"/>
+              </w:rPr>
+              <w:t>최관표전무</w:t>
+            </w:r>
+            <w:proofErr w:type="spellEnd"/>
+            <w:r>
+              <w:rPr>
+                <w:rFonts w:hint="eastAsia"/>
+              </w:rPr>
+              <w:t>,</w:t>
+            </w:r>
+            <w:r>
+              <w:t xml:space="preserve"> </w:t>
+            </w:r>
+            <w:r>
+              <w:rPr>
+                <w:rFonts w:hint="eastAsia"/>
+              </w:rPr>
+              <w:t>김영준P</w:t>
+            </w:r>
           </w:p>
         </w:tc>
       </w:tr>
@@ -352,6 +709,15 @@
               <w:ind w:leftChars="0" w:left="0"/>
               <w:jc w:val="center"/>
             </w:pPr>
+            <w:r>
+              <w:rPr>
+                <w:rFonts w:hint="eastAsia"/>
+              </w:rPr>
+              <w:t>1</w:t>
+            </w:r>
+            <w:r>
+              <w:t>-4</w:t>
+            </w:r>
           </w:p>
         </w:tc>
         <w:tc>
@@ -363,7 +729,16 @@
               <w:pStyle w:val="a3"/>
               <w:ind w:leftChars="0" w:left="0"/>
               <w:jc w:val="left"/>
-            </w:pPr>
+              <w:rPr>
+                <w:rFonts w:hint="eastAsia"/>
+              </w:rPr>
+            </w:pPr>
+            <w:r>
+              <w:rPr>
+                <w:rFonts w:hint="eastAsia"/>
+              </w:rPr>
+              <w:t>노유자시설 공동사업 협의</w:t>
+            </w:r>
           </w:p>
         </w:tc>
         <w:tc>
@@ -379,6 +754,30 @@
               </w:numPr>
               <w:ind w:leftChars="17" w:left="316" w:hangingChars="141" w:hanging="282"/>
             </w:pPr>
+            <w:r>
+              <w:rPr>
+                <w:rFonts w:hint="eastAsia"/>
+              </w:rPr>
+              <w:t xml:space="preserve">서대문구 우정경로당 </w:t>
+            </w:r>
+            <w:r>
+              <w:t>‘</w:t>
+            </w:r>
+            <w:r>
+              <w:rPr>
+                <w:rFonts w:hint="eastAsia"/>
+              </w:rPr>
+              <w:t>스마트경로당</w:t>
+            </w:r>
+            <w:r>
+              <w:t>’</w:t>
+            </w:r>
+            <w:r>
+              <w:rPr>
+                <w:rFonts w:hint="eastAsia"/>
+              </w:rPr>
+              <w:t xml:space="preserve"> 리모델링 사업 협력 방안 협의</w:t>
+            </w:r>
           </w:p>
         </w:tc>
         <w:tc>
@@ -390,336 +789,37 @@
               <w:pStyle w:val="a3"/>
               <w:ind w:leftChars="0" w:left="0"/>
             </w:pPr>
-          </w:p>
-        </w:tc>
-      </w:tr>
-      <w:tr>
-        <w:trPr>
-          <w:trHeight w:val="353"/>
-        </w:trPr>
-        <w:tc>
-          <w:tcPr>
-            <w:tcW w:w="1843" w:type="dxa"/>
-          </w:tcPr>
-          <w:p>
-            <w:pPr>
-              <w:pStyle w:val="a3"/>
-              <w:ind w:leftChars="0" w:left="0"/>
-              <w:jc w:val="center"/>
-            </w:pPr>
-          </w:p>
-        </w:tc>
-        <w:tc>
-          <w:tcPr>
-            <w:tcW w:w="2410" w:type="dxa"/>
-          </w:tcPr>
-          <w:p>
-            <w:pPr>
-              <w:pStyle w:val="a3"/>
-              <w:ind w:leftChars="0" w:left="0"/>
-              <w:jc w:val="left"/>
-            </w:pPr>
-          </w:p>
-        </w:tc>
-        <w:tc>
-          <w:tcPr>
-            <w:tcW w:w="5812" w:type="dxa"/>
-          </w:tcPr>
-          <w:p>
-            <w:pPr>
-              <w:pStyle w:val="a3"/>
-              <w:numPr>
-                <w:ilvl w:val="0"/>
-                <w:numId w:val="3"/>
-              </w:numPr>
-              <w:ind w:leftChars="17" w:left="316" w:hangingChars="141" w:hanging="282"/>
-            </w:pPr>
-          </w:p>
-        </w:tc>
-        <w:tc>
-          <w:tcPr>
-            <w:tcW w:w="3685" w:type="dxa"/>
-          </w:tcPr>
-          <w:p>
-            <w:pPr>
-              <w:pStyle w:val="a3"/>
-              <w:ind w:leftChars="0" w:left="0"/>
-            </w:pPr>
-          </w:p>
-        </w:tc>
-      </w:tr>
-      <w:tr>
-        <w:trPr>
-          <w:trHeight w:val="353"/>
-        </w:trPr>
-        <w:tc>
-          <w:tcPr>
-            <w:tcW w:w="1843" w:type="dxa"/>
-          </w:tcPr>
-          <w:p>
-            <w:pPr>
-              <w:pStyle w:val="a3"/>
-              <w:ind w:leftChars="0" w:left="0"/>
-              <w:jc w:val="center"/>
-            </w:pPr>
-          </w:p>
-        </w:tc>
-        <w:tc>
-          <w:tcPr>
-            <w:tcW w:w="2410" w:type="dxa"/>
-          </w:tcPr>
-          <w:p>
-            <w:pPr>
-              <w:pStyle w:val="a3"/>
-              <w:ind w:leftChars="0" w:left="0"/>
-              <w:jc w:val="left"/>
-            </w:pPr>
-          </w:p>
-        </w:tc>
-        <w:tc>
-          <w:tcPr>
-            <w:tcW w:w="5812" w:type="dxa"/>
-          </w:tcPr>
-          <w:p>
-            <w:pPr>
-              <w:pStyle w:val="a3"/>
-              <w:numPr>
-                <w:ilvl w:val="0"/>
-                <w:numId w:val="3"/>
-              </w:numPr>
-              <w:ind w:leftChars="17" w:left="316" w:hangingChars="141" w:hanging="282"/>
-            </w:pPr>
-          </w:p>
-        </w:tc>
-        <w:tc>
-          <w:tcPr>
-            <w:tcW w:w="3685" w:type="dxa"/>
-          </w:tcPr>
-          <w:p>
-            <w:pPr>
-              <w:pStyle w:val="a3"/>
-              <w:ind w:leftChars="0" w:left="0"/>
-            </w:pPr>
-          </w:p>
-        </w:tc>
-      </w:tr>
-      <w:tr>
-        <w:trPr>
-          <w:trHeight w:val="353"/>
-        </w:trPr>
-        <w:tc>
-          <w:tcPr>
-            <w:tcW w:w="1843" w:type="dxa"/>
-          </w:tcPr>
-          <w:p>
-            <w:pPr>
-              <w:pStyle w:val="a3"/>
-              <w:ind w:leftChars="0" w:left="0"/>
-              <w:jc w:val="center"/>
-            </w:pPr>
-          </w:p>
-        </w:tc>
-        <w:tc>
-          <w:tcPr>
-            <w:tcW w:w="2410" w:type="dxa"/>
-          </w:tcPr>
-          <w:p>
-            <w:pPr>
-              <w:pStyle w:val="a3"/>
-              <w:ind w:leftChars="0" w:left="0"/>
-              <w:jc w:val="left"/>
-            </w:pPr>
-          </w:p>
-        </w:tc>
-        <w:tc>
-          <w:tcPr>
-            <w:tcW w:w="5812" w:type="dxa"/>
-          </w:tcPr>
-          <w:p>
-            <w:pPr>
-              <w:pStyle w:val="a3"/>
-              <w:numPr>
-                <w:ilvl w:val="0"/>
-                <w:numId w:val="3"/>
-              </w:numPr>
-              <w:ind w:leftChars="17" w:left="316" w:hangingChars="141" w:hanging="282"/>
-            </w:pPr>
-          </w:p>
-        </w:tc>
-        <w:tc>
-          <w:tcPr>
-            <w:tcW w:w="3685" w:type="dxa"/>
-          </w:tcPr>
-          <w:p>
-            <w:pPr>
-              <w:pStyle w:val="a3"/>
-              <w:ind w:leftChars="0" w:left="0"/>
-            </w:pPr>
-          </w:p>
-        </w:tc>
-      </w:tr>
-      <w:tr>
-        <w:trPr>
-          <w:trHeight w:val="353"/>
-        </w:trPr>
-        <w:tc>
-          <w:tcPr>
-            <w:tcW w:w="1843" w:type="dxa"/>
-          </w:tcPr>
-          <w:p>
-            <w:pPr>
-              <w:pStyle w:val="a3"/>
-              <w:ind w:leftChars="0" w:left="0"/>
-              <w:jc w:val="center"/>
-            </w:pPr>
-          </w:p>
-        </w:tc>
-        <w:tc>
-          <w:tcPr>
-            <w:tcW w:w="2410" w:type="dxa"/>
-          </w:tcPr>
-          <w:p>
-            <w:pPr>
-              <w:pStyle w:val="a3"/>
-              <w:ind w:leftChars="0" w:left="0"/>
-              <w:jc w:val="left"/>
-            </w:pPr>
-          </w:p>
-        </w:tc>
-        <w:tc>
-          <w:tcPr>
-            <w:tcW w:w="5812" w:type="dxa"/>
-          </w:tcPr>
-          <w:p>
-            <w:pPr>
-              <w:pStyle w:val="a3"/>
-              <w:numPr>
-                <w:ilvl w:val="0"/>
-                <w:numId w:val="3"/>
-              </w:numPr>
-              <w:ind w:leftChars="17" w:left="316" w:hangingChars="141" w:hanging="282"/>
-            </w:pPr>
-          </w:p>
-        </w:tc>
-        <w:tc>
-          <w:tcPr>
-            <w:tcW w:w="3685" w:type="dxa"/>
-          </w:tcPr>
-          <w:p>
-            <w:pPr>
-              <w:pStyle w:val="a3"/>
-              <w:ind w:leftChars="0" w:left="0"/>
-            </w:pPr>
-          </w:p>
-        </w:tc>
-      </w:tr>
-      <w:tr>
-        <w:trPr>
-          <w:trHeight w:val="199"/>
-        </w:trPr>
-        <w:tc>
-          <w:tcPr>
-            <w:tcW w:w="1843" w:type="dxa"/>
-          </w:tcPr>
-          <w:p>
-            <w:pPr>
-              <w:pStyle w:val="a3"/>
-              <w:ind w:leftChars="0" w:left="0"/>
-              <w:jc w:val="center"/>
-            </w:pPr>
-          </w:p>
-        </w:tc>
-        <w:tc>
-          <w:tcPr>
-            <w:tcW w:w="2410" w:type="dxa"/>
-          </w:tcPr>
-          <w:p>
-            <w:pPr>
-              <w:pStyle w:val="a3"/>
-              <w:ind w:leftChars="0" w:left="0"/>
-              <w:jc w:val="left"/>
-            </w:pPr>
-          </w:p>
-        </w:tc>
-        <w:tc>
-          <w:tcPr>
-            <w:tcW w:w="5812" w:type="dxa"/>
-          </w:tcPr>
-          <w:p>
-            <w:pPr>
-              <w:pStyle w:val="a3"/>
-              <w:numPr>
-                <w:ilvl w:val="0"/>
-                <w:numId w:val="3"/>
-              </w:numPr>
-              <w:ind w:leftChars="17" w:left="316" w:hangingChars="141" w:hanging="282"/>
-            </w:pPr>
-          </w:p>
-        </w:tc>
-        <w:tc>
-          <w:tcPr>
-            <w:tcW w:w="3685" w:type="dxa"/>
-          </w:tcPr>
-          <w:p>
-            <w:pPr>
-              <w:pStyle w:val="a3"/>
-              <w:ind w:leftChars="0" w:left="0"/>
-            </w:pPr>
-          </w:p>
-        </w:tc>
-      </w:tr>
-      <w:tr>
-        <w:trPr>
-          <w:trHeight w:val="353"/>
-        </w:trPr>
-        <w:tc>
-          <w:tcPr>
-            <w:tcW w:w="1843" w:type="dxa"/>
-          </w:tcPr>
-          <w:p>
-            <w:pPr>
-              <w:pStyle w:val="a3"/>
-              <w:ind w:leftChars="0" w:left="0"/>
-              <w:jc w:val="center"/>
-            </w:pPr>
-          </w:p>
-        </w:tc>
-        <w:tc>
-          <w:tcPr>
-            <w:tcW w:w="2410" w:type="dxa"/>
-          </w:tcPr>
-          <w:p>
-            <w:pPr>
-              <w:pStyle w:val="a3"/>
-              <w:ind w:leftChars="0" w:left="0"/>
-              <w:jc w:val="left"/>
-            </w:pPr>
-          </w:p>
-        </w:tc>
-        <w:tc>
-          <w:tcPr>
-            <w:tcW w:w="5812" w:type="dxa"/>
-          </w:tcPr>
-          <w:p>
-            <w:pPr>
-              <w:pStyle w:val="a3"/>
-              <w:numPr>
-                <w:ilvl w:val="0"/>
-                <w:numId w:val="3"/>
-              </w:numPr>
-              <w:ind w:leftChars="17" w:left="316" w:hangingChars="141" w:hanging="282"/>
-            </w:pPr>
-          </w:p>
-        </w:tc>
-        <w:tc>
-          <w:tcPr>
-            <w:tcW w:w="3685" w:type="dxa"/>
-          </w:tcPr>
-          <w:p>
-            <w:pPr>
-              <w:pStyle w:val="a3"/>
-              <w:ind w:leftChars="0" w:left="0"/>
-            </w:pPr>
+            <w:proofErr w:type="spellStart"/>
+            <w:r>
+              <w:rPr>
+                <w:rFonts w:hint="eastAsia"/>
+              </w:rPr>
+              <w:t>김기언대표</w:t>
+            </w:r>
+            <w:proofErr w:type="spellEnd"/>
+            <w:r>
+              <w:rPr>
+                <w:rFonts w:hint="eastAsia"/>
+              </w:rPr>
+              <w:t>,</w:t>
+            </w:r>
+            <w:r>
+              <w:t xml:space="preserve"> </w:t>
+            </w:r>
+            <w:proofErr w:type="spellStart"/>
+            <w:r>
+              <w:rPr>
+                <w:rFonts w:hint="eastAsia"/>
+              </w:rPr>
+              <w:t>인세용</w:t>
+            </w:r>
+            <w:proofErr w:type="spellEnd"/>
+            <w:r>
+              <w:rPr>
+                <w:rFonts w:hint="eastAsia"/>
+              </w:rPr>
+              <w:t>P</w:t>
+            </w:r>
           </w:p>
         </w:tc>
       </w:tr>
@@ -729,6 +829,8 @@
       <w:r>
         <w:br w:type="page"/>
       </w:r>
+      <w:bookmarkStart w:id="0" w:name="_GoBack"/>
+      <w:bookmarkEnd w:id="0"/>
     </w:p>
     <w:p>
       <w:pPr>
@@ -3577,9 +3679,6 @@
         <w:wordWrap/>
         <w:autoSpaceDE/>
         <w:autoSpaceDN/>
-        <w:rPr>
-          <w:rFonts w:hint="eastAsia"/>
-        </w:rPr>
       </w:pPr>
     </w:p>
     <w:sectPr>
@@ -5462,7 +5561,7 @@
 </file>
 
 <file path=customXml/itemProps1.xml><?xml version="1.0" encoding="utf-8"?>
-<ds:datastoreItem xmlns:ds="http://schemas.openxmlformats.org/officeDocument/2006/customXml" ds:itemID="{740E5291-C48F-45B0-8314-05F5912C2531}">
+<ds:datastoreItem xmlns:ds="http://schemas.openxmlformats.org/officeDocument/2006/customXml" ds:itemID="{910DC513-8608-448E-AEA2-041E4C1A825A}">
   <ds:schemaRefs>
     <ds:schemaRef ds:uri="http://schemas.openxmlformats.org/officeDocument/2006/bibliography"/>
   </ds:schemaRefs>
